--- a/Weekly Reports/BCIS309 Weekly Report week07 - McIntosh, Daniel.docx
+++ b/Weekly Reports/BCIS309 Weekly Report week07 - McIntosh, Daniel.docx
@@ -280,7 +280,7 @@
         <w:rPr>
           <w:rFonts w:ascii="Century Gothic" w:hAnsi="Century Gothic"/>
         </w:rPr>
-        <w:t>31</w:t>
+        <w:t>28</w:t>
       </w:r>
       <w:r>
         <w:rPr>
@@ -360,7 +360,7 @@
         <w:rPr>
           <w:rFonts w:ascii="Century Gothic" w:hAnsi="Century Gothic"/>
         </w:rPr>
-        <w:t>2</w:t>
+        <w:t>0</w:t>
       </w:r>
       <w:r>
         <w:rPr>
@@ -470,7 +470,7 @@
           <w:rFonts w:ascii="Century Gothic" w:hAnsi="Century Gothic"/>
           <w:u w:val="single"/>
         </w:rPr>
-        <w:t>33</w:t>
+        <w:t>28</w:t>
       </w:r>
       <w:r>
         <w:rPr>
@@ -556,7 +556,15 @@
           <w:b/>
           <w:bCs/>
         </w:rPr>
-        <w:t>46</w:t>
+        <w:t>4</w:t>
+      </w:r>
+      <w:r>
+        <w:rPr>
+          <w:rFonts w:ascii="Century Gothic" w:hAnsi="Century Gothic"/>
+          <w:b/>
+          <w:bCs/>
+        </w:rPr>
+        <w:t>3</w:t>
       </w:r>
       <w:r>
         <w:rPr>
@@ -653,7 +661,15 @@
           <w:b/>
           <w:bCs/>
         </w:rPr>
-        <w:t>113</w:t>
+        <w:t>11</w:t>
+      </w:r>
+      <w:r>
+        <w:rPr>
+          <w:rFonts w:ascii="Century Gothic" w:hAnsi="Century Gothic"/>
+          <w:b/>
+          <w:bCs/>
+        </w:rPr>
+        <w:t>2</w:t>
       </w:r>
       <w:r>
         <w:rPr>

--- a/Weekly Reports/BCIS309 Weekly Report week07 - McIntosh, Daniel.docx
+++ b/Weekly Reports/BCIS309 Weekly Report week07 - McIntosh, Daniel.docx
@@ -852,7 +852,27 @@
           <w:sz w:val="20"/>
           <w:szCs w:val="20"/>
         </w:rPr>
-        <w:t>, Tuesday 12pm with Abdul</w:t>
+        <w:t xml:space="preserve">, </w:t>
+      </w:r>
+      <w:r>
+        <w:rPr>
+          <w:rFonts w:ascii="Century Gothic" w:hAnsi="Century Gothic"/>
+          <w:b/>
+          <w:bCs/>
+          <w:sz w:val="20"/>
+          <w:szCs w:val="20"/>
+        </w:rPr>
+        <w:t>Monday</w:t>
+      </w:r>
+      <w:r>
+        <w:rPr>
+          <w:rFonts w:ascii="Century Gothic" w:hAnsi="Century Gothic"/>
+          <w:b/>
+          <w:bCs/>
+          <w:sz w:val="20"/>
+          <w:szCs w:val="20"/>
+        </w:rPr>
+        <w:t xml:space="preserve"> 12pm with Abdul</w:t>
       </w:r>
     </w:p>
     <w:p>
